--- a/COMP3015/evidence/AI Declaration - COMP3015 CW1 - Oliver Cole.docx
+++ b/COMP3015/evidence/AI Declaration - COMP3015 CW1 - Oliver Cole.docx
@@ -1998,23 +1998,7 @@
                 <w:b/>
                 <w:bCs/>
               </w:rPr>
-              <w:t>AI_Transcript_</w:t>
-            </w:r>
-            <w:r>
-              <w:rPr>
-                <w:rFonts w:ascii="Calibri" w:hAnsi="Calibri" w:cs="Calibri"/>
-                <w:b/>
-                <w:bCs/>
-              </w:rPr>
-              <w:t>2</w:t>
-            </w:r>
-            <w:r>
-              <w:rPr>
-                <w:rFonts w:ascii="Calibri" w:hAnsi="Calibri" w:cs="Calibri"/>
-                <w:b/>
-                <w:bCs/>
-              </w:rPr>
-              <w:t>.pdf</w:t>
+              <w:t>AI_Transcript_2.pdf</w:t>
             </w:r>
           </w:p>
           <w:p>
@@ -2036,23 +2020,7 @@
                 <w:b/>
                 <w:bCs/>
               </w:rPr>
-              <w:t>AI_Transcript_</w:t>
-            </w:r>
-            <w:r>
-              <w:rPr>
-                <w:rFonts w:ascii="Calibri" w:hAnsi="Calibri" w:cs="Calibri"/>
-                <w:b/>
-                <w:bCs/>
-              </w:rPr>
-              <w:t>3</w:t>
-            </w:r>
-            <w:r>
-              <w:rPr>
-                <w:rFonts w:ascii="Calibri" w:hAnsi="Calibri" w:cs="Calibri"/>
-                <w:b/>
-                <w:bCs/>
-              </w:rPr>
-              <w:t>.pdf</w:t>
+              <w:t>AI_Transcript_3.pdf</w:t>
             </w:r>
           </w:p>
           <w:p>
@@ -2074,23 +2042,7 @@
                 <w:b/>
                 <w:bCs/>
               </w:rPr>
-              <w:t>AI_Transcript_</w:t>
-            </w:r>
-            <w:r>
-              <w:rPr>
-                <w:rFonts w:ascii="Calibri" w:hAnsi="Calibri" w:cs="Calibri"/>
-                <w:b/>
-                <w:bCs/>
-              </w:rPr>
-              <w:t>4</w:t>
-            </w:r>
-            <w:r>
-              <w:rPr>
-                <w:rFonts w:ascii="Calibri" w:hAnsi="Calibri" w:cs="Calibri"/>
-                <w:b/>
-                <w:bCs/>
-              </w:rPr>
-              <w:t>.pdf</w:t>
+              <w:t>AI_Transcript_4.pdf</w:t>
             </w:r>
           </w:p>
           <w:p>
@@ -2112,67 +2064,33 @@
                 <w:b/>
                 <w:bCs/>
               </w:rPr>
-              <w:t>AI_Transcript_</w:t>
-            </w:r>
-            <w:r>
+              <w:t>AI_Transcript_5.pdf</w:t>
+            </w:r>
+          </w:p>
+          <w:p>
+            <w:pPr>
               <w:rPr>
                 <w:rFonts w:ascii="Calibri" w:hAnsi="Calibri" w:cs="Calibri"/>
                 <w:b/>
                 <w:bCs/>
               </w:rPr>
-              <w:t>5</w:t>
-            </w:r>
-            <w:r>
+            </w:pPr>
+          </w:p>
+          <w:p>
+            <w:pPr>
               <w:rPr>
                 <w:rFonts w:ascii="Calibri" w:hAnsi="Calibri" w:cs="Calibri"/>
                 <w:b/>
                 <w:bCs/>
               </w:rPr>
-              <w:t>.pdf</w:t>
-            </w:r>
-          </w:p>
-          <w:p>
-            <w:pPr>
+            </w:pPr>
+            <w:r>
               <w:rPr>
                 <w:rFonts w:ascii="Calibri" w:hAnsi="Calibri" w:cs="Calibri"/>
                 <w:b/>
                 <w:bCs/>
               </w:rPr>
-            </w:pPr>
-          </w:p>
-          <w:p>
-            <w:pPr>
-              <w:rPr>
-                <w:rFonts w:ascii="Calibri" w:hAnsi="Calibri" w:cs="Calibri"/>
-                <w:b/>
-                <w:bCs/>
-              </w:rPr>
-            </w:pPr>
-            <w:r>
-              <w:rPr>
-                <w:rFonts w:ascii="Calibri" w:hAnsi="Calibri" w:cs="Calibri"/>
-                <w:b/>
-                <w:bCs/>
-              </w:rPr>
-              <w:t xml:space="preserve">All implementation decisions, final code integration and submitted work have been managed by </w:t>
-            </w:r>
-            <w:proofErr w:type="gramStart"/>
-            <w:r>
-              <w:rPr>
-                <w:rFonts w:ascii="Calibri" w:hAnsi="Calibri" w:cs="Calibri"/>
-                <w:b/>
-                <w:bCs/>
-              </w:rPr>
-              <w:t>myself</w:t>
-            </w:r>
-            <w:proofErr w:type="gramEnd"/>
-            <w:r>
-              <w:rPr>
-                <w:rFonts w:ascii="Calibri" w:hAnsi="Calibri" w:cs="Calibri"/>
-                <w:b/>
-                <w:bCs/>
-              </w:rPr>
-              <w:t>, and AI outputs were reviewed and adapted as needed.</w:t>
+              <w:t>All implementation decisions, final code integration and submitted work have been managed by myself, and AI outputs were reviewed and adapted as needed.</w:t>
             </w:r>
           </w:p>
         </w:tc>
@@ -2232,7 +2150,7 @@
             </w:rPr>
             <w:id w:val="-744413437"/>
             <w14:checkbox>
-              <w14:checked w14:val="0"/>
+              <w14:checked w14:val="1"/>
               <w14:checkedState w14:val="2612" w14:font="MS Gothic"/>
               <w14:uncheckedState w14:val="2610" w14:font="MS Gothic"/>
             </w14:checkbox>
@@ -2261,7 +2179,7 @@
                     <w:szCs w:val="28"/>
                     <w:lang w:eastAsia="en-GB"/>
                   </w:rPr>
-                  <w:t>☐</w:t>
+                  <w:t>☒</w:t>
                 </w:r>
               </w:p>
             </w:tc>
@@ -2311,7 +2229,7 @@
             </w:rPr>
             <w:id w:val="1627427025"/>
             <w14:checkbox>
-              <w14:checked w14:val="0"/>
+              <w14:checked w14:val="1"/>
               <w14:checkedState w14:val="2612" w14:font="MS Gothic"/>
               <w14:uncheckedState w14:val="2610" w14:font="MS Gothic"/>
             </w14:checkbox>
@@ -2340,7 +2258,7 @@
                     <w:szCs w:val="28"/>
                     <w:lang w:eastAsia="en-GB"/>
                   </w:rPr>
-                  <w:t>☐</w:t>
+                  <w:t>☒</w:t>
                 </w:r>
               </w:p>
             </w:tc>
@@ -3090,6 +3008,7 @@
   <w:style w:type="character" w:default="1" w:styleId="DefaultParagraphFont">
     <w:name w:val="Default Paragraph Font"/>
     <w:uiPriority w:val="1"/>
+    <w:semiHidden/>
     <w:unhideWhenUsed/>
   </w:style>
   <w:style w:type="table" w:default="1" w:styleId="TableNormal">
